--- a/templates/cover_letter_template_DE.docx
+++ b/templates/cover_letter_template_DE.docx
@@ -70,7 +70,7 @@
           <w:sz w:val="21"/>
           <w:szCs w:val="21"/>
         </w:rPr>
-        <w:t>8 January 2026</w:t>
+        <w:t>9 February 2026</w:t>
       </w:r>
       <w:r>
         <w:rPr>
@@ -129,6 +129,36 @@
       <w:pPr>
         <w:spacing w:after="0"/>
         <w:rPr>
+          <w:sz w:val="21"/>
+          <w:szCs w:val="21"/>
+        </w:rPr>
+      </w:pPr>
+      <w:r>
+        <w:rPr>
+          <w:sz w:val="21"/>
+          <w:szCs w:val="21"/>
+        </w:rPr>
+        <w:t xml:space="preserve">Dear </w:t>
+      </w:r>
+      <w:r>
+        <w:rPr>
+          <w:sz w:val="21"/>
+          <w:szCs w:val="21"/>
+        </w:rPr>
+        <w:t>{{COMPANY}}</w:t>
+      </w:r>
+      <w:r>
+        <w:rPr>
+          <w:sz w:val="21"/>
+          <w:szCs w:val="21"/>
+        </w:rPr>
+        <w:t xml:space="preserve"> hiring team,</w:t>
+      </w:r>
+    </w:p>
+    <w:p>
+      <w:pPr>
+        <w:spacing w:after="0"/>
+        <w:rPr>
           <w:rFonts w:eastAsia="SimSun"/>
           <w:sz w:val="21"/>
           <w:szCs w:val="21"/>
@@ -178,21 +208,12 @@
           <w:szCs w:val="21"/>
         </w:rPr>
       </w:pPr>
-      <w:proofErr w:type="spellStart"/>
       <w:r>
         <w:rPr>
           <w:sz w:val="21"/>
           <w:szCs w:val="21"/>
         </w:rPr>
-        <w:t>Xiaoxuan</w:t>
-      </w:r>
-      <w:proofErr w:type="spellEnd"/>
-      <w:r>
-        <w:rPr>
-          <w:sz w:val="21"/>
-          <w:szCs w:val="21"/>
-        </w:rPr>
-        <w:t xml:space="preserve"> Li</w:t>
+        <w:t>Xiaoxuan Li</w:t>
       </w:r>
     </w:p>
     <w:p>

--- a/templates/cover_letter_template_DE.docx
+++ b/templates/cover_letter_template_DE.docx
@@ -70,7 +70,7 @@
           <w:sz w:val="21"/>
           <w:szCs w:val="21"/>
         </w:rPr>
-        <w:t>9 February 2026</w:t>
+        <w:t>28 May 2026</w:t>
       </w:r>
       <w:r>
         <w:rPr>
@@ -208,12 +208,21 @@
           <w:szCs w:val="21"/>
         </w:rPr>
       </w:pPr>
+      <w:proofErr w:type="spellStart"/>
       <w:r>
         <w:rPr>
           <w:sz w:val="21"/>
           <w:szCs w:val="21"/>
         </w:rPr>
-        <w:t>Xiaoxuan Li</w:t>
+        <w:t>Xiaoxuan</w:t>
+      </w:r>
+      <w:proofErr w:type="spellEnd"/>
+      <w:r>
+        <w:rPr>
+          <w:sz w:val="21"/>
+          <w:szCs w:val="21"/>
+        </w:rPr>
+        <w:t xml:space="preserve"> Li</w:t>
       </w:r>
     </w:p>
     <w:p>
@@ -228,18 +237,52 @@
         <w:r>
           <w:rPr>
             <w:rStyle w:val="Hyperlink"/>
-            <w:rFonts w:cs="Calibri"/>
+            <w:sz w:val="21"/>
+            <w:szCs w:val="21"/>
+            <w:lang/>
+          </w:rPr>
+          <w:t>Link</w:t>
+        </w:r>
+        <w:r>
+          <w:rPr>
+            <w:rStyle w:val="Hyperlink"/>
             <w:sz w:val="21"/>
             <w:szCs w:val="21"/>
           </w:rPr>
-          <w:t>LinkedIn</w:t>
+          <w:t>e</w:t>
+        </w:r>
+        <w:r>
+          <w:rPr>
+            <w:rStyle w:val="Hyperlink"/>
+            <w:sz w:val="21"/>
+            <w:szCs w:val="21"/>
+            <w:lang/>
+          </w:rPr>
+          <w:t>d</w:t>
+        </w:r>
+        <w:r>
+          <w:rPr>
+            <w:rStyle w:val="Hyperlink"/>
+            <w:sz w:val="21"/>
+            <w:szCs w:val="21"/>
+          </w:rPr>
+          <w:t>I</w:t>
+        </w:r>
+        <w:r>
+          <w:rPr>
+            <w:rStyle w:val="Hyperlink"/>
+            <w:sz w:val="21"/>
+            <w:szCs w:val="21"/>
+            <w:lang/>
+          </w:rPr>
+          <w:t>n</w:t>
         </w:r>
       </w:hyperlink>
       <w:r>
         <w:rPr>
-          <w:rFonts w:cs="Calibri"/>
           <w:sz w:val="21"/>
           <w:szCs w:val="21"/>
+          <w:lang/>
         </w:rPr>
         <w:t xml:space="preserve"> | </w:t>
       </w:r>
@@ -247,18 +290,35 @@
         <w:r>
           <w:rPr>
             <w:rStyle w:val="Hyperlink"/>
-            <w:rFonts w:cs="Calibri"/>
+            <w:sz w:val="21"/>
+            <w:szCs w:val="21"/>
+            <w:lang/>
+          </w:rPr>
+          <w:t>Git</w:t>
+        </w:r>
+        <w:r>
+          <w:rPr>
+            <w:rStyle w:val="Hyperlink"/>
             <w:sz w:val="21"/>
             <w:szCs w:val="21"/>
           </w:rPr>
-          <w:t>GitHub</w:t>
+          <w:t>H</w:t>
+        </w:r>
+        <w:r>
+          <w:rPr>
+            <w:rStyle w:val="Hyperlink"/>
+            <w:sz w:val="21"/>
+            <w:szCs w:val="21"/>
+            <w:lang/>
+          </w:rPr>
+          <w:t>ub</w:t>
         </w:r>
       </w:hyperlink>
       <w:r>
         <w:rPr>
-          <w:rFonts w:cs="Calibri"/>
           <w:sz w:val="21"/>
           <w:szCs w:val="21"/>
+          <w:lang/>
         </w:rPr>
         <w:t xml:space="preserve"> | </w:t>
       </w:r>
@@ -266,27 +326,20 @@
         <w:r>
           <w:rPr>
             <w:rStyle w:val="Hyperlink"/>
-            <w:rFonts w:cs="Calibri"/>
             <w:sz w:val="21"/>
             <w:szCs w:val="21"/>
+            <w:lang/>
           </w:rPr>
           <w:t>xiaoxuanli@outlook.com</w:t>
         </w:r>
       </w:hyperlink>
       <w:r>
         <w:rPr>
-          <w:rFonts w:cs="Calibri"/>
           <w:sz w:val="21"/>
           <w:szCs w:val="21"/>
+          <w:lang/>
         </w:rPr>
-        <w:t xml:space="preserve"> </w:t>
-      </w:r>
-      <w:r>
-        <w:rPr>
-          <w:sz w:val="21"/>
-          <w:szCs w:val="21"/>
-        </w:rPr>
-        <w:t xml:space="preserve">| +49 155 1137 8722 | Berlin </w:t>
+        <w:t xml:space="preserve"> | +49 155 1137 8722 | Berlin | EU Permanent Resident</w:t>
       </w:r>
     </w:p>
     <w:p>
@@ -1113,7 +1166,6 @@
   <w:style w:type="character" w:default="1" w:styleId="DefaultParagraphFont">
     <w:name w:val="Default Paragraph Font"/>
     <w:uiPriority w:val="1"/>
-    <w:semiHidden/>
     <w:unhideWhenUsed/>
   </w:style>
   <w:style w:type="table" w:default="1" w:styleId="TableNormal">
@@ -11899,6 +11951,18 @@
     <w:rPr>
       <w:color w:val="0000FF" w:themeColor="hyperlink"/>
       <w:u w:val="single"/>
+    </w:rPr>
+  </w:style>
+  <w:style w:type="character" w:styleId="UnresolvedMention">
+    <w:name w:val="Unresolved Mention"/>
+    <w:basedOn w:val="DefaultParagraphFont"/>
+    <w:uiPriority w:val="99"/>
+    <w:semiHidden/>
+    <w:unhideWhenUsed/>
+    <w:rsid w:val="00E15BC0"/>
+    <w:rPr>
+      <w:color w:val="605E5C"/>
+      <w:shd w:val="clear" w:color="auto" w:fill="E1DFDD"/>
     </w:rPr>
   </w:style>
 </w:styles>
